--- a/docs/meetings/2026-10-04-dialog/Евростекло-вопросы-клиенту.docx
+++ b/docs/meetings/2026-10-04-dialog/Евростекло-вопросы-клиенту.docx
@@ -793,7 +793,7 @@
                 <w:sz w:val="21"/>
                 <w:szCs w:val="21"/>
               </w:rPr>
-              <w:t xml:space="preserve">Понижающие коэффициенты: что это за коэффициенты, кто их применяет и согласует, есть ли порог? Что делает менеджер, если позиции нет в номенклатуре или в согласовании отказали?</w:t>
+              <w:t xml:space="preserve">Понижающие коэффициенты: что это за коэффициенты, кто их применяет и согласует, есть ли порог? Что происходит, если согласующий не отвечает или отказал, — уходит ли КП клиенту? Кто добавляет позицию, которой нет в номенклатуре, и сколько это занимает?</w:t>
             </w:r>
           </w:p>
         </w:tc>

--- a/docs/meetings/2026-10-04-dialog/Евростекло-вопросы-клиенту.docx
+++ b/docs/meetings/2026-10-04-dialog/Евростекло-вопросы-клиенту.docx
@@ -1621,7 +1621,7 @@
                 <w:sz w:val="21"/>
                 <w:szCs w:val="21"/>
               </w:rPr>
-              <w:t xml:space="preserve">Монтаж (этот фрагмент записи не сохранился): что делаете, если проёмы не готовы, клиент не принял работу, нужна переделка или перенос даты? Можно ли завершить сделку, если заказ оплачен, а монтаж не сделан?</w:t>
+              <w:t xml:space="preserve">Монтаж (этот фрагмент записи получился неразборчивым): что делаете, если проёмы не готовы, клиент не принял работу, нужна переделка или перенос даты? Можно ли завершить сделку, если заказ оплачен, а монтаж не сделан?</w:t>
             </w:r>
           </w:p>
         </w:tc>
@@ -1850,7 +1850,7 @@
           <w:sz w:val="22"/>
           <w:szCs w:val="22"/>
         </w:rPr>
-        <w:t xml:space="preserve">Рекламации и отказ клиента после оплаты вы решили описать отдельно — вернёмся к ним, когда будете готовы. Вопросы по 1С соберём отдельным списком.</w:t>
+        <w:t xml:space="preserve">Также ждём обещанную на встрече структуру карточки лида и карточки клиента. Рекламации и отказ клиента после оплаты вы решили описать отдельно — вернёмся к ним, когда будете готовы. Вопросы по 1С соберём отдельным списком.</w:t>
       </w:r>
     </w:p>
     <w:sectPr>

--- a/docs/meetings/2026-10-04-dialog/Евростекло-вопросы-клиенту.docx
+++ b/docs/meetings/2026-10-04-dialog/Евростекло-вопросы-клиенту.docx
@@ -23,7 +23,7 @@
           <w:sz w:val="22"/>
           <w:szCs w:val="22"/>
         </w:rPr>
-        <w:t xml:space="preserve">Спасибо за две встречи — по лидам и по сделкам. Ответы на них мы разобрали. Осталось несколько вопросов, которые на встречах не прозвучали или запись которых не сохранилась. Просим ответить в правой колонке.</w:t>
+        <w:t xml:space="preserve">Спасибо за две встречи — по лидам и по сделкам. Ответы на них мы разобрали. Осталось несколько вопросов, которые на встречах не прозвучали или запись которых получилась неразборчивой. Просим ответить в правой колонке.</w:t>
       </w:r>
     </w:p>
     <w:p>
@@ -1805,7 +1805,7 @@
                 <w:sz w:val="21"/>
                 <w:szCs w:val="21"/>
               </w:rPr>
-              <w:t xml:space="preserve">Если клиент не платит больше 5 дней — кто и как подключается?</w:t>
+              <w:t xml:space="preserve">Если клиент не платит: кто и как подключается, если оплаты нет больше 5 дней? Если предоплата не пришла в срок, сделка возвращается на стадию «Договор» или на «Предварительный расчёт»? (После получения предоплаты, как вы сказали, назад не возвращается.)</w:t>
             </w:r>
           </w:p>
         </w:tc>

--- a/docs/meetings/2026-10-04-dialog/Евростекло-вопросы-клиенту.docx
+++ b/docs/meetings/2026-10-04-dialog/Евростекло-вопросы-клиенту.docx
@@ -885,7 +885,7 @@
                 <w:sz w:val="21"/>
                 <w:szCs w:val="21"/>
               </w:rPr>
-              <w:t xml:space="preserve">Если проект ещё не закончен, а клиент торопит с договором, — как поступаете?</w:t>
+              <w:t xml:space="preserve">Договор: как поступаете, если проект ещё не закончен, а клиент торопит с договором? Что означают ПР и ПСР и какой комплект документов уходит клиенту на подпись?</w:t>
             </w:r>
           </w:p>
         </w:tc>
@@ -1253,7 +1253,7 @@
                 <w:sz w:val="21"/>
                 <w:szCs w:val="21"/>
               </w:rPr>
-              <w:t xml:space="preserve">Фурнитура: можно ли запускать изделие, если фурнитуры нет или есть только часть? Что делаете, если поставщик задерживает поставку?</w:t>
+              <w:t xml:space="preserve">Фурнитура и расходники: можно ли запускать изделие, если фурнитуры или расходников нет или есть только часть, и кто это решает? Что делаете, если поставщик задерживает поставку?</w:t>
             </w:r>
           </w:p>
         </w:tc>

--- a/docs/meetings/2026-10-04-dialog/Евростекло-вопросы-клиенту.docx
+++ b/docs/meetings/2026-10-04-dialog/Евростекло-вопросы-клиенту.docx
@@ -26,407 +26,6 @@
         <w:t xml:space="preserve">Спасибо за две встречи — по лидам и по сделкам. Ответы на них мы разобрали. Осталось несколько вопросов, которые на встречах не прозвучали или запись которых получилась неразборчивой. Просим ответить в правой колонке.</w:t>
       </w:r>
     </w:p>
-    <w:p>
-      <w:pPr>
-        <w:pStyle w:val="Heading1"/>
-        <w:spacing w:after="120" w:before="280"/>
-      </w:pPr>
-      <w:r>
-        <w:rPr>
-          <w:rFonts w:ascii="Arial" w:cs="Arial" w:eastAsia="Arial" w:hAnsi="Arial"/>
-        </w:rPr>
-        <w:t xml:space="preserve">Лиды</w:t>
-      </w:r>
-    </w:p>
-    <w:tbl>
-      <w:tblPr>
-        <w:tblW w:type="dxa" w:w="9638"/>
-        <w:tblBorders>
-          <w:top w:val="single" w:color="auto" w:sz="4"/>
-          <w:left w:val="single" w:color="auto" w:sz="4"/>
-          <w:bottom w:val="single" w:color="auto" w:sz="4"/>
-          <w:right w:val="single" w:color="auto" w:sz="4"/>
-          <w:insideH w:val="single" w:color="auto" w:sz="4"/>
-          <w:insideV w:val="single" w:color="auto" w:sz="4"/>
-        </w:tblBorders>
-      </w:tblPr>
-      <w:tblGrid>
-        <w:gridCol w:w="600"/>
-        <w:gridCol w:w="5700"/>
-        <w:gridCol w:w="3338"/>
-      </w:tblGrid>
-      <w:tr>
-        <w:trPr>
-          <w:tblHeader/>
-        </w:trPr>
-        <w:tc>
-          <w:tcPr>
-            <w:tcW w:type="dxa" w:w="600"/>
-            <w:tcBorders>
-              <w:top w:val="single" w:color="999999" w:sz="4"/>
-              <w:left w:val="single" w:color="999999" w:sz="4"/>
-              <w:bottom w:val="single" w:color="999999" w:sz="4"/>
-              <w:right w:val="single" w:color="999999" w:sz="4"/>
-            </w:tcBorders>
-            <w:shd w:fill="E8EEF4" w:color="auto" w:val="clear"/>
-            <w:tcMar>
-              <w:top w:type="dxa" w:w="80"/>
-              <w:left w:type="dxa" w:w="100"/>
-              <w:bottom w:type="dxa" w:w="80"/>
-              <w:right w:type="dxa" w:w="100"/>
-            </w:tcMar>
-          </w:tcPr>
-          <w:p>
-            <w:r>
-              <w:rPr>
-                <w:rFonts w:ascii="Arial" w:cs="Arial" w:eastAsia="Arial" w:hAnsi="Arial"/>
-                <w:b/>
-                <w:bCs/>
-                <w:sz w:val="21"/>
-                <w:szCs w:val="21"/>
-              </w:rPr>
-              <w:t xml:space="preserve">№</w:t>
-            </w:r>
-          </w:p>
-        </w:tc>
-        <w:tc>
-          <w:tcPr>
-            <w:tcW w:type="dxa" w:w="5700"/>
-            <w:tcBorders>
-              <w:top w:val="single" w:color="999999" w:sz="4"/>
-              <w:left w:val="single" w:color="999999" w:sz="4"/>
-              <w:bottom w:val="single" w:color="999999" w:sz="4"/>
-              <w:right w:val="single" w:color="999999" w:sz="4"/>
-            </w:tcBorders>
-            <w:shd w:fill="E8EEF4" w:color="auto" w:val="clear"/>
-            <w:tcMar>
-              <w:top w:type="dxa" w:w="80"/>
-              <w:left w:type="dxa" w:w="100"/>
-              <w:bottom w:type="dxa" w:w="80"/>
-              <w:right w:type="dxa" w:w="100"/>
-            </w:tcMar>
-          </w:tcPr>
-          <w:p>
-            <w:r>
-              <w:rPr>
-                <w:rFonts w:ascii="Arial" w:cs="Arial" w:eastAsia="Arial" w:hAnsi="Arial"/>
-                <w:b/>
-                <w:bCs/>
-                <w:sz w:val="21"/>
-                <w:szCs w:val="21"/>
-              </w:rPr>
-              <w:t xml:space="preserve">Вопрос</w:t>
-            </w:r>
-          </w:p>
-        </w:tc>
-        <w:tc>
-          <w:tcPr>
-            <w:tcW w:type="dxa" w:w="3338"/>
-            <w:tcBorders>
-              <w:top w:val="single" w:color="999999" w:sz="4"/>
-              <w:left w:val="single" w:color="999999" w:sz="4"/>
-              <w:bottom w:val="single" w:color="999999" w:sz="4"/>
-              <w:right w:val="single" w:color="999999" w:sz="4"/>
-            </w:tcBorders>
-            <w:shd w:fill="E8EEF4" w:color="auto" w:val="clear"/>
-            <w:tcMar>
-              <w:top w:type="dxa" w:w="80"/>
-              <w:left w:type="dxa" w:w="100"/>
-              <w:bottom w:type="dxa" w:w="80"/>
-              <w:right w:type="dxa" w:w="100"/>
-            </w:tcMar>
-          </w:tcPr>
-          <w:p>
-            <w:r>
-              <w:rPr>
-                <w:rFonts w:ascii="Arial" w:cs="Arial" w:eastAsia="Arial" w:hAnsi="Arial"/>
-                <w:b/>
-                <w:bCs/>
-                <w:sz w:val="21"/>
-                <w:szCs w:val="21"/>
-              </w:rPr>
-              <w:t xml:space="preserve">Ответ</w:t>
-            </w:r>
-          </w:p>
-        </w:tc>
-      </w:tr>
-      <w:tr>
-        <w:trPr>
-          <w:cantSplit/>
-        </w:trPr>
-        <w:tc>
-          <w:tcPr>
-            <w:tcW w:type="dxa" w:w="600"/>
-            <w:tcBorders>
-              <w:top w:val="single" w:color="999999" w:sz="4"/>
-              <w:left w:val="single" w:color="999999" w:sz="4"/>
-              <w:bottom w:val="single" w:color="999999" w:sz="4"/>
-              <w:right w:val="single" w:color="999999" w:sz="4"/>
-            </w:tcBorders>
-            <w:tcMar>
-              <w:top w:type="dxa" w:w="80"/>
-              <w:left w:type="dxa" w:w="100"/>
-              <w:bottom w:type="dxa" w:w="80"/>
-              <w:right w:type="dxa" w:w="100"/>
-            </w:tcMar>
-          </w:tcPr>
-          <w:p>
-            <w:r>
-              <w:rPr>
-                <w:rFonts w:ascii="Arial" w:cs="Arial" w:eastAsia="Arial" w:hAnsi="Arial"/>
-                <w:b w:val="false"/>
-                <w:bCs w:val="false"/>
-                <w:sz w:val="21"/>
-                <w:szCs w:val="21"/>
-              </w:rPr>
-              <w:t xml:space="preserve">1</w:t>
-            </w:r>
-          </w:p>
-        </w:tc>
-        <w:tc>
-          <w:tcPr>
-            <w:tcW w:type="dxa" w:w="5700"/>
-            <w:tcBorders>
-              <w:top w:val="single" w:color="999999" w:sz="4"/>
-              <w:left w:val="single" w:color="999999" w:sz="4"/>
-              <w:bottom w:val="single" w:color="999999" w:sz="4"/>
-              <w:right w:val="single" w:color="999999" w:sz="4"/>
-            </w:tcBorders>
-            <w:tcMar>
-              <w:top w:type="dxa" w:w="80"/>
-              <w:left w:type="dxa" w:w="100"/>
-              <w:bottom w:type="dxa" w:w="80"/>
-              <w:right w:type="dxa" w:w="100"/>
-            </w:tcMar>
-          </w:tcPr>
-          <w:p>
-            <w:r>
-              <w:rPr>
-                <w:rFonts w:ascii="Arial" w:cs="Arial" w:eastAsia="Arial" w:hAnsi="Arial"/>
-                <w:b w:val="false"/>
-                <w:bCs w:val="false"/>
-                <w:sz w:val="21"/>
-                <w:szCs w:val="21"/>
-              </w:rPr>
-              <w:t xml:space="preserve">Если клиент не берёт трубку, но отвечает в мессенджере, — как менеджер это учитывает в работе с обращением?</w:t>
-            </w:r>
-          </w:p>
-        </w:tc>
-        <w:tc>
-          <w:tcPr>
-            <w:tcW w:type="dxa" w:w="3338"/>
-            <w:tcBorders>
-              <w:top w:val="single" w:color="999999" w:sz="4"/>
-              <w:left w:val="single" w:color="999999" w:sz="4"/>
-              <w:bottom w:val="single" w:color="999999" w:sz="4"/>
-              <w:right w:val="single" w:color="999999" w:sz="4"/>
-            </w:tcBorders>
-            <w:tcMar>
-              <w:top w:type="dxa" w:w="80"/>
-              <w:left w:type="dxa" w:w="100"/>
-              <w:bottom w:type="dxa" w:w="80"/>
-              <w:right w:type="dxa" w:w="100"/>
-            </w:tcMar>
-          </w:tcPr>
-          <w:p>
-            <w:r>
-              <w:rPr>
-                <w:rFonts w:ascii="Arial" w:cs="Arial" w:eastAsia="Arial" w:hAnsi="Arial"/>
-                <w:b w:val="false"/>
-                <w:bCs w:val="false"/>
-                <w:sz w:val="21"/>
-                <w:szCs w:val="21"/>
-              </w:rPr>
-              <w:t xml:space="preserve"/>
-            </w:r>
-          </w:p>
-        </w:tc>
-      </w:tr>
-      <w:tr>
-        <w:trPr>
-          <w:cantSplit/>
-        </w:trPr>
-        <w:tc>
-          <w:tcPr>
-            <w:tcW w:type="dxa" w:w="600"/>
-            <w:tcBorders>
-              <w:top w:val="single" w:color="999999" w:sz="4"/>
-              <w:left w:val="single" w:color="999999" w:sz="4"/>
-              <w:bottom w:val="single" w:color="999999" w:sz="4"/>
-              <w:right w:val="single" w:color="999999" w:sz="4"/>
-            </w:tcBorders>
-            <w:tcMar>
-              <w:top w:type="dxa" w:w="80"/>
-              <w:left w:type="dxa" w:w="100"/>
-              <w:bottom w:type="dxa" w:w="80"/>
-              <w:right w:type="dxa" w:w="100"/>
-            </w:tcMar>
-          </w:tcPr>
-          <w:p>
-            <w:r>
-              <w:rPr>
-                <w:rFonts w:ascii="Arial" w:cs="Arial" w:eastAsia="Arial" w:hAnsi="Arial"/>
-                <w:b w:val="false"/>
-                <w:bCs w:val="false"/>
-                <w:sz w:val="21"/>
-                <w:szCs w:val="21"/>
-              </w:rPr>
-              <w:t xml:space="preserve">2</w:t>
-            </w:r>
-          </w:p>
-        </w:tc>
-        <w:tc>
-          <w:tcPr>
-            <w:tcW w:type="dxa" w:w="5700"/>
-            <w:tcBorders>
-              <w:top w:val="single" w:color="999999" w:sz="4"/>
-              <w:left w:val="single" w:color="999999" w:sz="4"/>
-              <w:bottom w:val="single" w:color="999999" w:sz="4"/>
-              <w:right w:val="single" w:color="999999" w:sz="4"/>
-            </w:tcBorders>
-            <w:tcMar>
-              <w:top w:type="dxa" w:w="80"/>
-              <w:left w:type="dxa" w:w="100"/>
-              <w:bottom w:type="dxa" w:w="80"/>
-              <w:right w:type="dxa" w:w="100"/>
-            </w:tcMar>
-          </w:tcPr>
-          <w:p>
-            <w:r>
-              <w:rPr>
-                <w:rFonts w:ascii="Arial" w:cs="Arial" w:eastAsia="Arial" w:hAnsi="Arial"/>
-                <w:b w:val="false"/>
-                <w:bCs w:val="false"/>
-                <w:sz w:val="21"/>
-                <w:szCs w:val="21"/>
-              </w:rPr>
-              <w:t xml:space="preserve">Если от одной организации пишут разные сотрудники — это один клиент или разные обращения?</w:t>
-            </w:r>
-          </w:p>
-        </w:tc>
-        <w:tc>
-          <w:tcPr>
-            <w:tcW w:type="dxa" w:w="3338"/>
-            <w:tcBorders>
-              <w:top w:val="single" w:color="999999" w:sz="4"/>
-              <w:left w:val="single" w:color="999999" w:sz="4"/>
-              <w:bottom w:val="single" w:color="999999" w:sz="4"/>
-              <w:right w:val="single" w:color="999999" w:sz="4"/>
-            </w:tcBorders>
-            <w:tcMar>
-              <w:top w:type="dxa" w:w="80"/>
-              <w:left w:type="dxa" w:w="100"/>
-              <w:bottom w:type="dxa" w:w="80"/>
-              <w:right w:type="dxa" w:w="100"/>
-            </w:tcMar>
-          </w:tcPr>
-          <w:p>
-            <w:r>
-              <w:rPr>
-                <w:rFonts w:ascii="Arial" w:cs="Arial" w:eastAsia="Arial" w:hAnsi="Arial"/>
-                <w:b w:val="false"/>
-                <w:bCs w:val="false"/>
-                <w:sz w:val="21"/>
-                <w:szCs w:val="21"/>
-              </w:rPr>
-              <w:t xml:space="preserve"/>
-            </w:r>
-          </w:p>
-        </w:tc>
-      </w:tr>
-      <w:tr>
-        <w:trPr>
-          <w:cantSplit/>
-        </w:trPr>
-        <w:tc>
-          <w:tcPr>
-            <w:tcW w:type="dxa" w:w="600"/>
-            <w:tcBorders>
-              <w:top w:val="single" w:color="999999" w:sz="4"/>
-              <w:left w:val="single" w:color="999999" w:sz="4"/>
-              <w:bottom w:val="single" w:color="999999" w:sz="4"/>
-              <w:right w:val="single" w:color="999999" w:sz="4"/>
-            </w:tcBorders>
-            <w:tcMar>
-              <w:top w:type="dxa" w:w="80"/>
-              <w:left w:type="dxa" w:w="100"/>
-              <w:bottom w:type="dxa" w:w="80"/>
-              <w:right w:type="dxa" w:w="100"/>
-            </w:tcMar>
-          </w:tcPr>
-          <w:p>
-            <w:r>
-              <w:rPr>
-                <w:rFonts w:ascii="Arial" w:cs="Arial" w:eastAsia="Arial" w:hAnsi="Arial"/>
-                <w:b w:val="false"/>
-                <w:bCs w:val="false"/>
-                <w:sz w:val="21"/>
-                <w:szCs w:val="21"/>
-              </w:rPr>
-              <w:t xml:space="preserve">3</w:t>
-            </w:r>
-          </w:p>
-        </w:tc>
-        <w:tc>
-          <w:tcPr>
-            <w:tcW w:type="dxa" w:w="5700"/>
-            <w:tcBorders>
-              <w:top w:val="single" w:color="999999" w:sz="4"/>
-              <w:left w:val="single" w:color="999999" w:sz="4"/>
-              <w:bottom w:val="single" w:color="999999" w:sz="4"/>
-              <w:right w:val="single" w:color="999999" w:sz="4"/>
-            </w:tcBorders>
-            <w:tcMar>
-              <w:top w:type="dxa" w:w="80"/>
-              <w:left w:type="dxa" w:w="100"/>
-              <w:bottom w:type="dxa" w:w="80"/>
-              <w:right w:type="dxa" w:w="100"/>
-            </w:tcMar>
-          </w:tcPr>
-          <w:p>
-            <w:r>
-              <w:rPr>
-                <w:rFonts w:ascii="Arial" w:cs="Arial" w:eastAsia="Arial" w:hAnsi="Arial"/>
-                <w:b w:val="false"/>
-                <w:bCs w:val="false"/>
-                <w:sz w:val="21"/>
-                <w:szCs w:val="21"/>
-              </w:rPr>
-              <w:t xml:space="preserve">Если клиент сказал, когда вернётся к разговору, — кто и как ему об этом напомнит?</w:t>
-            </w:r>
-          </w:p>
-        </w:tc>
-        <w:tc>
-          <w:tcPr>
-            <w:tcW w:type="dxa" w:w="3338"/>
-            <w:tcBorders>
-              <w:top w:val="single" w:color="999999" w:sz="4"/>
-              <w:left w:val="single" w:color="999999" w:sz="4"/>
-              <w:bottom w:val="single" w:color="999999" w:sz="4"/>
-              <w:right w:val="single" w:color="999999" w:sz="4"/>
-            </w:tcBorders>
-            <w:tcMar>
-              <w:top w:type="dxa" w:w="80"/>
-              <w:left w:type="dxa" w:w="100"/>
-              <w:bottom w:type="dxa" w:w="80"/>
-              <w:right w:type="dxa" w:w="100"/>
-            </w:tcMar>
-          </w:tcPr>
-          <w:p>
-            <w:r>
-              <w:rPr>
-                <w:rFonts w:ascii="Arial" w:cs="Arial" w:eastAsia="Arial" w:hAnsi="Arial"/>
-                <w:b w:val="false"/>
-                <w:bCs w:val="false"/>
-                <w:sz w:val="21"/>
-                <w:szCs w:val="21"/>
-              </w:rPr>
-              <w:t xml:space="preserve"/>
-            </w:r>
-          </w:p>
-        </w:tc>
-      </w:tr>
-    </w:tbl>
     <w:p>
       <w:pPr>
         <w:pStyle w:val="Heading1"/>
@@ -580,7 +179,7 @@
                 <w:sz w:val="21"/>
                 <w:szCs w:val="21"/>
               </w:rPr>
-              <w:t xml:space="preserve">4</w:t>
+              <w:t xml:space="preserve">1</w:t>
             </w:r>
           </w:p>
         </w:tc>
@@ -609,7 +208,7 @@
                 <w:sz w:val="21"/>
                 <w:szCs w:val="21"/>
               </w:rPr>
-              <w:t xml:space="preserve">Оплата замера: что происходит со сделкой, если клиент не оплатил замер? Входит ли стоимость замера в заказ? Кто решает делать замер бесплатно?</w:t>
+              <w:t xml:space="preserve">Оплата замера: входит ли стоимость замера в стоимость заказа? Кто решает сделать замер бесплатно?</w:t>
             </w:r>
           </w:p>
         </w:tc>
@@ -672,7 +271,7 @@
                 <w:sz w:val="21"/>
                 <w:szCs w:val="21"/>
               </w:rPr>
-              <w:t xml:space="preserve">5</w:t>
+              <w:t xml:space="preserve">2</w:t>
             </w:r>
           </w:p>
         </w:tc>
@@ -701,7 +300,7 @@
                 <w:sz w:val="21"/>
                 <w:szCs w:val="21"/>
               </w:rPr>
-              <w:t xml:space="preserve">Выезд на замер: что делаете, если клиент не берёт трубку, если замерить невозможно (проёмы не готовы) и если нужен повторный выезд?</w:t>
+              <w:t xml:space="preserve">Если после замера нужен повторный выезд — кто его назначает и как это видно в сделке?</w:t>
             </w:r>
           </w:p>
         </w:tc>
@@ -764,7 +363,7 @@
                 <w:sz w:val="21"/>
                 <w:szCs w:val="21"/>
               </w:rPr>
-              <w:t xml:space="preserve">6</w:t>
+              <w:t xml:space="preserve">3</w:t>
             </w:r>
           </w:p>
         </w:tc>
@@ -856,7 +455,7 @@
                 <w:sz w:val="21"/>
                 <w:szCs w:val="21"/>
               </w:rPr>
-              <w:t xml:space="preserve">7</w:t>
+              <w:t xml:space="preserve">4</w:t>
             </w:r>
           </w:p>
         </w:tc>
@@ -885,7 +484,7 @@
                 <w:sz w:val="21"/>
                 <w:szCs w:val="21"/>
               </w:rPr>
-              <w:t xml:space="preserve">Договор: как поступаете, если проект ещё не закончен, а клиент торопит с договором? Что означают ПР и ПСР и какой комплект документов уходит клиенту на подпись?</w:t>
+              <w:t xml:space="preserve">Что означают ПР и ПСР и какой комплект документов уходит клиенту на подпись?</w:t>
             </w:r>
           </w:p>
         </w:tc>
@@ -948,7 +547,7 @@
                 <w:sz w:val="21"/>
                 <w:szCs w:val="21"/>
               </w:rPr>
-              <w:t xml:space="preserve">8</w:t>
+              <w:t xml:space="preserve">5</w:t>
             </w:r>
           </w:p>
         </w:tc>
@@ -977,7 +576,7 @@
                 <w:sz w:val="21"/>
                 <w:szCs w:val="21"/>
               </w:rPr>
-              <w:t xml:space="preserve">Бывает ли, что договор меняют после подписания? Как это оформляется?</w:t>
+              <w:t xml:space="preserve">Если предоплата не пришла в срок, сделка возвращается на стадию «Договор» или на «Предварительный расчёт»? (После получения предоплаты, как вы сказали, назад не возвращается.)</w:t>
             </w:r>
           </w:p>
         </w:tc>
@@ -1040,7 +639,7 @@
                 <w:sz w:val="21"/>
                 <w:szCs w:val="21"/>
               </w:rPr>
-              <w:t xml:space="preserve">9</w:t>
+              <w:t xml:space="preserve">6</w:t>
             </w:r>
           </w:p>
         </w:tc>
@@ -1069,7 +668,7 @@
                 <w:sz w:val="21"/>
                 <w:szCs w:val="21"/>
               </w:rPr>
-              <w:t xml:space="preserve">Оплата: как поступаете, если клиент сразу оплатил всю сумму, если деньги пришли от другой организации клиента или пришло больше суммы заказа?</w:t>
+              <w:t xml:space="preserve">Оплата: как поступаете, если деньги пришли от другой организации клиента или пришло больше суммы заказа?</w:t>
             </w:r>
           </w:p>
         </w:tc>
@@ -1132,7 +731,7 @@
                 <w:sz w:val="21"/>
                 <w:szCs w:val="21"/>
               </w:rPr>
-              <w:t xml:space="preserve">10</w:t>
+              <w:t xml:space="preserve">7</w:t>
             </w:r>
           </w:p>
         </w:tc>
@@ -1161,7 +760,7 @@
                 <w:sz w:val="21"/>
                 <w:szCs w:val="21"/>
               </w:rPr>
-              <w:t xml:space="preserve">Запуск в производство: кто возвращает заказ при ошибке? Можно ли запустить срочный заказ без предоплаты? Что делаете, если нет материалов или график занят? Руководитель производства и руководитель ПТО — разные люди?</w:t>
+              <w:t xml:space="preserve">Руководитель производства и руководитель ПТО — это разные люди? Кому из них приходят уведомления о запуске заказа и о готовности?</w:t>
             </w:r>
           </w:p>
         </w:tc>
@@ -1224,7 +823,7 @@
                 <w:sz w:val="21"/>
                 <w:szCs w:val="21"/>
               </w:rPr>
-              <w:t xml:space="preserve">11</w:t>
+              <w:t xml:space="preserve">8</w:t>
             </w:r>
           </w:p>
         </w:tc>
@@ -1253,559 +852,7 @@
                 <w:sz w:val="21"/>
                 <w:szCs w:val="21"/>
               </w:rPr>
-              <w:t xml:space="preserve">Фурнитура и расходники: можно ли запускать изделие, если фурнитуры или расходников нет или есть только часть, и кто это решает? Что делаете, если поставщик задерживает поставку?</w:t>
-            </w:r>
-          </w:p>
-        </w:tc>
-        <w:tc>
-          <w:tcPr>
-            <w:tcW w:type="dxa" w:w="3338"/>
-            <w:tcBorders>
-              <w:top w:val="single" w:color="999999" w:sz="4"/>
-              <w:left w:val="single" w:color="999999" w:sz="4"/>
-              <w:bottom w:val="single" w:color="999999" w:sz="4"/>
-              <w:right w:val="single" w:color="999999" w:sz="4"/>
-            </w:tcBorders>
-            <w:tcMar>
-              <w:top w:type="dxa" w:w="80"/>
-              <w:left w:type="dxa" w:w="100"/>
-              <w:bottom w:type="dxa" w:w="80"/>
-              <w:right w:type="dxa" w:w="100"/>
-            </w:tcMar>
-          </w:tcPr>
-          <w:p>
-            <w:r>
-              <w:rPr>
-                <w:rFonts w:ascii="Arial" w:cs="Arial" w:eastAsia="Arial" w:hAnsi="Arial"/>
-                <w:b w:val="false"/>
-                <w:bCs w:val="false"/>
-                <w:sz w:val="21"/>
-                <w:szCs w:val="21"/>
-              </w:rPr>
-              <w:t xml:space="preserve"/>
-            </w:r>
-          </w:p>
-        </w:tc>
-      </w:tr>
-      <w:tr>
-        <w:trPr>
-          <w:cantSplit/>
-        </w:trPr>
-        <w:tc>
-          <w:tcPr>
-            <w:tcW w:type="dxa" w:w="600"/>
-            <w:tcBorders>
-              <w:top w:val="single" w:color="999999" w:sz="4"/>
-              <w:left w:val="single" w:color="999999" w:sz="4"/>
-              <w:bottom w:val="single" w:color="999999" w:sz="4"/>
-              <w:right w:val="single" w:color="999999" w:sz="4"/>
-            </w:tcBorders>
-            <w:tcMar>
-              <w:top w:type="dxa" w:w="80"/>
-              <w:left w:type="dxa" w:w="100"/>
-              <w:bottom w:type="dxa" w:w="80"/>
-              <w:right w:type="dxa" w:w="100"/>
-            </w:tcMar>
-          </w:tcPr>
-          <w:p>
-            <w:r>
-              <w:rPr>
-                <w:rFonts w:ascii="Arial" w:cs="Arial" w:eastAsia="Arial" w:hAnsi="Arial"/>
-                <w:b w:val="false"/>
-                <w:bCs w:val="false"/>
-                <w:sz w:val="21"/>
-                <w:szCs w:val="21"/>
-              </w:rPr>
-              <w:t xml:space="preserve">12</w:t>
-            </w:r>
-          </w:p>
-        </w:tc>
-        <w:tc>
-          <w:tcPr>
-            <w:tcW w:type="dxa" w:w="5700"/>
-            <w:tcBorders>
-              <w:top w:val="single" w:color="999999" w:sz="4"/>
-              <w:left w:val="single" w:color="999999" w:sz="4"/>
-              <w:bottom w:val="single" w:color="999999" w:sz="4"/>
-              <w:right w:val="single" w:color="999999" w:sz="4"/>
-            </w:tcBorders>
-            <w:tcMar>
-              <w:top w:type="dxa" w:w="80"/>
-              <w:left w:type="dxa" w:w="100"/>
-              <w:bottom w:type="dxa" w:w="80"/>
-              <w:right w:type="dxa" w:w="100"/>
-            </w:tcMar>
-          </w:tcPr>
-          <w:p>
-            <w:r>
-              <w:rPr>
-                <w:rFonts w:ascii="Arial" w:cs="Arial" w:eastAsia="Arial" w:hAnsi="Arial"/>
-                <w:b w:val="false"/>
-                <w:bCs w:val="false"/>
-                <w:sz w:val="21"/>
-                <w:szCs w:val="21"/>
-              </w:rPr>
-              <w:t xml:space="preserve">Готовность заказа: как учитываете изделие, изготовленное в Откосово, но ещё не перевезённое; готовую часть заказа; брак, найденный при приёмке на склад?</w:t>
-            </w:r>
-          </w:p>
-        </w:tc>
-        <w:tc>
-          <w:tcPr>
-            <w:tcW w:type="dxa" w:w="3338"/>
-            <w:tcBorders>
-              <w:top w:val="single" w:color="999999" w:sz="4"/>
-              <w:left w:val="single" w:color="999999" w:sz="4"/>
-              <w:bottom w:val="single" w:color="999999" w:sz="4"/>
-              <w:right w:val="single" w:color="999999" w:sz="4"/>
-            </w:tcBorders>
-            <w:tcMar>
-              <w:top w:type="dxa" w:w="80"/>
-              <w:left w:type="dxa" w:w="100"/>
-              <w:bottom w:type="dxa" w:w="80"/>
-              <w:right w:type="dxa" w:w="100"/>
-            </w:tcMar>
-          </w:tcPr>
-          <w:p>
-            <w:r>
-              <w:rPr>
-                <w:rFonts w:ascii="Arial" w:cs="Arial" w:eastAsia="Arial" w:hAnsi="Arial"/>
-                <w:b w:val="false"/>
-                <w:bCs w:val="false"/>
-                <w:sz w:val="21"/>
-                <w:szCs w:val="21"/>
-              </w:rPr>
-              <w:t xml:space="preserve"/>
-            </w:r>
-          </w:p>
-        </w:tc>
-      </w:tr>
-      <w:tr>
-        <w:trPr>
-          <w:cantSplit/>
-        </w:trPr>
-        <w:tc>
-          <w:tcPr>
-            <w:tcW w:type="dxa" w:w="600"/>
-            <w:tcBorders>
-              <w:top w:val="single" w:color="999999" w:sz="4"/>
-              <w:left w:val="single" w:color="999999" w:sz="4"/>
-              <w:bottom w:val="single" w:color="999999" w:sz="4"/>
-              <w:right w:val="single" w:color="999999" w:sz="4"/>
-            </w:tcBorders>
-            <w:tcMar>
-              <w:top w:type="dxa" w:w="80"/>
-              <w:left w:type="dxa" w:w="100"/>
-              <w:bottom w:type="dxa" w:w="80"/>
-              <w:right w:type="dxa" w:w="100"/>
-            </w:tcMar>
-          </w:tcPr>
-          <w:p>
-            <w:r>
-              <w:rPr>
-                <w:rFonts w:ascii="Arial" w:cs="Arial" w:eastAsia="Arial" w:hAnsi="Arial"/>
-                <w:b w:val="false"/>
-                <w:bCs w:val="false"/>
-                <w:sz w:val="21"/>
-                <w:szCs w:val="21"/>
-              </w:rPr>
-              <w:t xml:space="preserve">13</w:t>
-            </w:r>
-          </w:p>
-        </w:tc>
-        <w:tc>
-          <w:tcPr>
-            <w:tcW w:type="dxa" w:w="5700"/>
-            <w:tcBorders>
-              <w:top w:val="single" w:color="999999" w:sz="4"/>
-              <w:left w:val="single" w:color="999999" w:sz="4"/>
-              <w:bottom w:val="single" w:color="999999" w:sz="4"/>
-              <w:right w:val="single" w:color="999999" w:sz="4"/>
-            </w:tcBorders>
-            <w:tcMar>
-              <w:top w:type="dxa" w:w="80"/>
-              <w:left w:type="dxa" w:w="100"/>
-              <w:bottom w:type="dxa" w:w="80"/>
-              <w:right w:type="dxa" w:w="100"/>
-            </w:tcMar>
-          </w:tcPr>
-          <w:p>
-            <w:r>
-              <w:rPr>
-                <w:rFonts w:ascii="Arial" w:cs="Arial" w:eastAsia="Arial" w:hAnsi="Arial"/>
-                <w:b w:val="false"/>
-                <w:bCs w:val="false"/>
-                <w:sz w:val="21"/>
-                <w:szCs w:val="21"/>
-              </w:rPr>
-              <w:t xml:space="preserve">Отгрузка: как оформляете доставку сторонним перевозчиком? Что делаете, если клиент не подписал документы при получении или если доставили, а монтаж сорвался?</w:t>
-            </w:r>
-          </w:p>
-        </w:tc>
-        <w:tc>
-          <w:tcPr>
-            <w:tcW w:type="dxa" w:w="3338"/>
-            <w:tcBorders>
-              <w:top w:val="single" w:color="999999" w:sz="4"/>
-              <w:left w:val="single" w:color="999999" w:sz="4"/>
-              <w:bottom w:val="single" w:color="999999" w:sz="4"/>
-              <w:right w:val="single" w:color="999999" w:sz="4"/>
-            </w:tcBorders>
-            <w:tcMar>
-              <w:top w:type="dxa" w:w="80"/>
-              <w:left w:type="dxa" w:w="100"/>
-              <w:bottom w:type="dxa" w:w="80"/>
-              <w:right w:type="dxa" w:w="100"/>
-            </w:tcMar>
-          </w:tcPr>
-          <w:p>
-            <w:r>
-              <w:rPr>
-                <w:rFonts w:ascii="Arial" w:cs="Arial" w:eastAsia="Arial" w:hAnsi="Arial"/>
-                <w:b w:val="false"/>
-                <w:bCs w:val="false"/>
-                <w:sz w:val="21"/>
-                <w:szCs w:val="21"/>
-              </w:rPr>
-              <w:t xml:space="preserve"/>
-            </w:r>
-          </w:p>
-        </w:tc>
-      </w:tr>
-      <w:tr>
-        <w:trPr>
-          <w:cantSplit/>
-        </w:trPr>
-        <w:tc>
-          <w:tcPr>
-            <w:tcW w:type="dxa" w:w="600"/>
-            <w:tcBorders>
-              <w:top w:val="single" w:color="999999" w:sz="4"/>
-              <w:left w:val="single" w:color="999999" w:sz="4"/>
-              <w:bottom w:val="single" w:color="999999" w:sz="4"/>
-              <w:right w:val="single" w:color="999999" w:sz="4"/>
-            </w:tcBorders>
-            <w:tcMar>
-              <w:top w:type="dxa" w:w="80"/>
-              <w:left w:type="dxa" w:w="100"/>
-              <w:bottom w:type="dxa" w:w="80"/>
-              <w:right w:type="dxa" w:w="100"/>
-            </w:tcMar>
-          </w:tcPr>
-          <w:p>
-            <w:r>
-              <w:rPr>
-                <w:rFonts w:ascii="Arial" w:cs="Arial" w:eastAsia="Arial" w:hAnsi="Arial"/>
-                <w:b w:val="false"/>
-                <w:bCs w:val="false"/>
-                <w:sz w:val="21"/>
-                <w:szCs w:val="21"/>
-              </w:rPr>
-              <w:t xml:space="preserve">14</w:t>
-            </w:r>
-          </w:p>
-        </w:tc>
-        <w:tc>
-          <w:tcPr>
-            <w:tcW w:type="dxa" w:w="5700"/>
-            <w:tcBorders>
-              <w:top w:val="single" w:color="999999" w:sz="4"/>
-              <w:left w:val="single" w:color="999999" w:sz="4"/>
-              <w:bottom w:val="single" w:color="999999" w:sz="4"/>
-              <w:right w:val="single" w:color="999999" w:sz="4"/>
-            </w:tcBorders>
-            <w:tcMar>
-              <w:top w:type="dxa" w:w="80"/>
-              <w:left w:type="dxa" w:w="100"/>
-              <w:bottom w:type="dxa" w:w="80"/>
-              <w:right w:type="dxa" w:w="100"/>
-            </w:tcMar>
-          </w:tcPr>
-          <w:p>
-            <w:r>
-              <w:rPr>
-                <w:rFonts w:ascii="Arial" w:cs="Arial" w:eastAsia="Arial" w:hAnsi="Arial"/>
-                <w:b w:val="false"/>
-                <w:bCs w:val="false"/>
-                <w:sz w:val="21"/>
-                <w:szCs w:val="21"/>
-              </w:rPr>
-              <w:t xml:space="preserve">Что делаете, если клиент отказался от монтажа после изготовления или монтирует своей бригадой?</w:t>
-            </w:r>
-          </w:p>
-        </w:tc>
-        <w:tc>
-          <w:tcPr>
-            <w:tcW w:type="dxa" w:w="3338"/>
-            <w:tcBorders>
-              <w:top w:val="single" w:color="999999" w:sz="4"/>
-              <w:left w:val="single" w:color="999999" w:sz="4"/>
-              <w:bottom w:val="single" w:color="999999" w:sz="4"/>
-              <w:right w:val="single" w:color="999999" w:sz="4"/>
-            </w:tcBorders>
-            <w:tcMar>
-              <w:top w:type="dxa" w:w="80"/>
-              <w:left w:type="dxa" w:w="100"/>
-              <w:bottom w:type="dxa" w:w="80"/>
-              <w:right w:type="dxa" w:w="100"/>
-            </w:tcMar>
-          </w:tcPr>
-          <w:p>
-            <w:r>
-              <w:rPr>
-                <w:rFonts w:ascii="Arial" w:cs="Arial" w:eastAsia="Arial" w:hAnsi="Arial"/>
-                <w:b w:val="false"/>
-                <w:bCs w:val="false"/>
-                <w:sz w:val="21"/>
-                <w:szCs w:val="21"/>
-              </w:rPr>
-              <w:t xml:space="preserve"/>
-            </w:r>
-          </w:p>
-        </w:tc>
-      </w:tr>
-      <w:tr>
-        <w:trPr>
-          <w:cantSplit/>
-        </w:trPr>
-        <w:tc>
-          <w:tcPr>
-            <w:tcW w:type="dxa" w:w="600"/>
-            <w:tcBorders>
-              <w:top w:val="single" w:color="999999" w:sz="4"/>
-              <w:left w:val="single" w:color="999999" w:sz="4"/>
-              <w:bottom w:val="single" w:color="999999" w:sz="4"/>
-              <w:right w:val="single" w:color="999999" w:sz="4"/>
-            </w:tcBorders>
-            <w:tcMar>
-              <w:top w:type="dxa" w:w="80"/>
-              <w:left w:type="dxa" w:w="100"/>
-              <w:bottom w:type="dxa" w:w="80"/>
-              <w:right w:type="dxa" w:w="100"/>
-            </w:tcMar>
-          </w:tcPr>
-          <w:p>
-            <w:r>
-              <w:rPr>
-                <w:rFonts w:ascii="Arial" w:cs="Arial" w:eastAsia="Arial" w:hAnsi="Arial"/>
-                <w:b w:val="false"/>
-                <w:bCs w:val="false"/>
-                <w:sz w:val="21"/>
-                <w:szCs w:val="21"/>
-              </w:rPr>
-              <w:t xml:space="preserve">15</w:t>
-            </w:r>
-          </w:p>
-        </w:tc>
-        <w:tc>
-          <w:tcPr>
-            <w:tcW w:type="dxa" w:w="5700"/>
-            <w:tcBorders>
-              <w:top w:val="single" w:color="999999" w:sz="4"/>
-              <w:left w:val="single" w:color="999999" w:sz="4"/>
-              <w:bottom w:val="single" w:color="999999" w:sz="4"/>
-              <w:right w:val="single" w:color="999999" w:sz="4"/>
-            </w:tcBorders>
-            <w:tcMar>
-              <w:top w:type="dxa" w:w="80"/>
-              <w:left w:type="dxa" w:w="100"/>
-              <w:bottom w:type="dxa" w:w="80"/>
-              <w:right w:type="dxa" w:w="100"/>
-            </w:tcMar>
-          </w:tcPr>
-          <w:p>
-            <w:r>
-              <w:rPr>
-                <w:rFonts w:ascii="Arial" w:cs="Arial" w:eastAsia="Arial" w:hAnsi="Arial"/>
-                <w:b w:val="false"/>
-                <w:bCs w:val="false"/>
-                <w:sz w:val="21"/>
-                <w:szCs w:val="21"/>
-              </w:rPr>
-              <w:t xml:space="preserve">Монтаж (этот фрагмент записи получился неразборчивым): что делаете, если проёмы не готовы, клиент не принял работу, нужна переделка или перенос даты? Можно ли завершить сделку, если заказ оплачен, а монтаж не сделан?</w:t>
-            </w:r>
-          </w:p>
-        </w:tc>
-        <w:tc>
-          <w:tcPr>
-            <w:tcW w:type="dxa" w:w="3338"/>
-            <w:tcBorders>
-              <w:top w:val="single" w:color="999999" w:sz="4"/>
-              <w:left w:val="single" w:color="999999" w:sz="4"/>
-              <w:bottom w:val="single" w:color="999999" w:sz="4"/>
-              <w:right w:val="single" w:color="999999" w:sz="4"/>
-            </w:tcBorders>
-            <w:tcMar>
-              <w:top w:type="dxa" w:w="80"/>
-              <w:left w:type="dxa" w:w="100"/>
-              <w:bottom w:type="dxa" w:w="80"/>
-              <w:right w:type="dxa" w:w="100"/>
-            </w:tcMar>
-          </w:tcPr>
-          <w:p>
-            <w:r>
-              <w:rPr>
-                <w:rFonts w:ascii="Arial" w:cs="Arial" w:eastAsia="Arial" w:hAnsi="Arial"/>
-                <w:b w:val="false"/>
-                <w:bCs w:val="false"/>
-                <w:sz w:val="21"/>
-                <w:szCs w:val="21"/>
-              </w:rPr>
-              <w:t xml:space="preserve"/>
-            </w:r>
-          </w:p>
-        </w:tc>
-      </w:tr>
-      <w:tr>
-        <w:trPr>
-          <w:cantSplit/>
-        </w:trPr>
-        <w:tc>
-          <w:tcPr>
-            <w:tcW w:type="dxa" w:w="600"/>
-            <w:tcBorders>
-              <w:top w:val="single" w:color="999999" w:sz="4"/>
-              <w:left w:val="single" w:color="999999" w:sz="4"/>
-              <w:bottom w:val="single" w:color="999999" w:sz="4"/>
-              <w:right w:val="single" w:color="999999" w:sz="4"/>
-            </w:tcBorders>
-            <w:tcMar>
-              <w:top w:type="dxa" w:w="80"/>
-              <w:left w:type="dxa" w:w="100"/>
-              <w:bottom w:type="dxa" w:w="80"/>
-              <w:right w:type="dxa" w:w="100"/>
-            </w:tcMar>
-          </w:tcPr>
-          <w:p>
-            <w:r>
-              <w:rPr>
-                <w:rFonts w:ascii="Arial" w:cs="Arial" w:eastAsia="Arial" w:hAnsi="Arial"/>
-                <w:b w:val="false"/>
-                <w:bCs w:val="false"/>
-                <w:sz w:val="21"/>
-                <w:szCs w:val="21"/>
-              </w:rPr>
-              <w:t xml:space="preserve">16</w:t>
-            </w:r>
-          </w:p>
-        </w:tc>
-        <w:tc>
-          <w:tcPr>
-            <w:tcW w:type="dxa" w:w="5700"/>
-            <w:tcBorders>
-              <w:top w:val="single" w:color="999999" w:sz="4"/>
-              <w:left w:val="single" w:color="999999" w:sz="4"/>
-              <w:bottom w:val="single" w:color="999999" w:sz="4"/>
-              <w:right w:val="single" w:color="999999" w:sz="4"/>
-            </w:tcBorders>
-            <w:tcMar>
-              <w:top w:type="dxa" w:w="80"/>
-              <w:left w:type="dxa" w:w="100"/>
-              <w:bottom w:type="dxa" w:w="80"/>
-              <w:right w:type="dxa" w:w="100"/>
-            </w:tcMar>
-          </w:tcPr>
-          <w:p>
-            <w:r>
-              <w:rPr>
-                <w:rFonts w:ascii="Arial" w:cs="Arial" w:eastAsia="Arial" w:hAnsi="Arial"/>
-                <w:b w:val="false"/>
-                <w:bCs w:val="false"/>
-                <w:sz w:val="21"/>
-                <w:szCs w:val="21"/>
-              </w:rPr>
-              <w:t xml:space="preserve">Уведомления: что делает ответственный, получив уведомление? Как считается срок, если уведомление пришло в выходной? Что происходит, если за день никто не отреагировал?</w:t>
-            </w:r>
-          </w:p>
-        </w:tc>
-        <w:tc>
-          <w:tcPr>
-            <w:tcW w:type="dxa" w:w="3338"/>
-            <w:tcBorders>
-              <w:top w:val="single" w:color="999999" w:sz="4"/>
-              <w:left w:val="single" w:color="999999" w:sz="4"/>
-              <w:bottom w:val="single" w:color="999999" w:sz="4"/>
-              <w:right w:val="single" w:color="999999" w:sz="4"/>
-            </w:tcBorders>
-            <w:tcMar>
-              <w:top w:type="dxa" w:w="80"/>
-              <w:left w:type="dxa" w:w="100"/>
-              <w:bottom w:type="dxa" w:w="80"/>
-              <w:right w:type="dxa" w:w="100"/>
-            </w:tcMar>
-          </w:tcPr>
-          <w:p>
-            <w:r>
-              <w:rPr>
-                <w:rFonts w:ascii="Arial" w:cs="Arial" w:eastAsia="Arial" w:hAnsi="Arial"/>
-                <w:b w:val="false"/>
-                <w:bCs w:val="false"/>
-                <w:sz w:val="21"/>
-                <w:szCs w:val="21"/>
-              </w:rPr>
-              <w:t xml:space="preserve"/>
-            </w:r>
-          </w:p>
-        </w:tc>
-      </w:tr>
-      <w:tr>
-        <w:trPr>
-          <w:cantSplit/>
-        </w:trPr>
-        <w:tc>
-          <w:tcPr>
-            <w:tcW w:type="dxa" w:w="600"/>
-            <w:tcBorders>
-              <w:top w:val="single" w:color="999999" w:sz="4"/>
-              <w:left w:val="single" w:color="999999" w:sz="4"/>
-              <w:bottom w:val="single" w:color="999999" w:sz="4"/>
-              <w:right w:val="single" w:color="999999" w:sz="4"/>
-            </w:tcBorders>
-            <w:tcMar>
-              <w:top w:type="dxa" w:w="80"/>
-              <w:left w:type="dxa" w:w="100"/>
-              <w:bottom w:type="dxa" w:w="80"/>
-              <w:right w:type="dxa" w:w="100"/>
-            </w:tcMar>
-          </w:tcPr>
-          <w:p>
-            <w:r>
-              <w:rPr>
-                <w:rFonts w:ascii="Arial" w:cs="Arial" w:eastAsia="Arial" w:hAnsi="Arial"/>
-                <w:b w:val="false"/>
-                <w:bCs w:val="false"/>
-                <w:sz w:val="21"/>
-                <w:szCs w:val="21"/>
-              </w:rPr>
-              <w:t xml:space="preserve">17</w:t>
-            </w:r>
-          </w:p>
-        </w:tc>
-        <w:tc>
-          <w:tcPr>
-            <w:tcW w:type="dxa" w:w="5700"/>
-            <w:tcBorders>
-              <w:top w:val="single" w:color="999999" w:sz="4"/>
-              <w:left w:val="single" w:color="999999" w:sz="4"/>
-              <w:bottom w:val="single" w:color="999999" w:sz="4"/>
-              <w:right w:val="single" w:color="999999" w:sz="4"/>
-            </w:tcBorders>
-            <w:tcMar>
-              <w:top w:type="dxa" w:w="80"/>
-              <w:left w:type="dxa" w:w="100"/>
-              <w:bottom w:type="dxa" w:w="80"/>
-              <w:right w:type="dxa" w:w="100"/>
-            </w:tcMar>
-          </w:tcPr>
-          <w:p>
-            <w:r>
-              <w:rPr>
-                <w:rFonts w:ascii="Arial" w:cs="Arial" w:eastAsia="Arial" w:hAnsi="Arial"/>
-                <w:b w:val="false"/>
-                <w:bCs w:val="false"/>
-                <w:sz w:val="21"/>
-                <w:szCs w:val="21"/>
-              </w:rPr>
-              <w:t xml:space="preserve">Если клиент не платит: кто и как подключается, если оплаты нет больше 5 дней? Если предоплата не пришла в срок, сделка возвращается на стадию «Договор» или на «Предварительный расчёт»? (После получения предоплаты, как вы сказали, назад не возвращается.)</w:t>
+              <w:t xml:space="preserve">Монтаж (этот фрагмент записи получился неразборчивым): что делаете, если проёмы не готовы, клиент не принял работу или перенёс дату монтажа? Если доставили, а монтаж сорвался, — в какой стадии сделка и что с УПД?</w:t>
             </w:r>
           </w:p>
         </w:tc>

--- a/docs/meetings/2026-10-04-dialog/Евростекло-вопросы-клиенту.docx
+++ b/docs/meetings/2026-10-04-dialog/Евростекло-вопросы-клиенту.docx
@@ -576,7 +576,7 @@
                 <w:sz w:val="21"/>
                 <w:szCs w:val="21"/>
               </w:rPr>
-              <w:t xml:space="preserve">Если предоплата не пришла в срок, сделка возвращается на стадию «Договор» или на «Предварительный расчёт»? (После получения предоплаты, как вы сказали, назад не возвращается.)</w:t>
+              <w:t xml:space="preserve">Оплата: как поступаете, если деньги пришли от другой организации клиента или пришло больше суммы заказа?</w:t>
             </w:r>
           </w:p>
         </w:tc>
@@ -668,7 +668,7 @@
                 <w:sz w:val="21"/>
                 <w:szCs w:val="21"/>
               </w:rPr>
-              <w:t xml:space="preserve">Оплата: как поступаете, если деньги пришли от другой организации клиента или пришло больше суммы заказа?</w:t>
+              <w:t xml:space="preserve">Руководитель производства и руководитель ПТО — это разные люди? Кому из них приходят уведомления о запуске заказа и о готовности?</w:t>
             </w:r>
           </w:p>
         </w:tc>
@@ -732,98 +732,6 @@
                 <w:szCs w:val="21"/>
               </w:rPr>
               <w:t xml:space="preserve">7</w:t>
-            </w:r>
-          </w:p>
-        </w:tc>
-        <w:tc>
-          <w:tcPr>
-            <w:tcW w:type="dxa" w:w="5700"/>
-            <w:tcBorders>
-              <w:top w:val="single" w:color="999999" w:sz="4"/>
-              <w:left w:val="single" w:color="999999" w:sz="4"/>
-              <w:bottom w:val="single" w:color="999999" w:sz="4"/>
-              <w:right w:val="single" w:color="999999" w:sz="4"/>
-            </w:tcBorders>
-            <w:tcMar>
-              <w:top w:type="dxa" w:w="80"/>
-              <w:left w:type="dxa" w:w="100"/>
-              <w:bottom w:type="dxa" w:w="80"/>
-              <w:right w:type="dxa" w:w="100"/>
-            </w:tcMar>
-          </w:tcPr>
-          <w:p>
-            <w:r>
-              <w:rPr>
-                <w:rFonts w:ascii="Arial" w:cs="Arial" w:eastAsia="Arial" w:hAnsi="Arial"/>
-                <w:b w:val="false"/>
-                <w:bCs w:val="false"/>
-                <w:sz w:val="21"/>
-                <w:szCs w:val="21"/>
-              </w:rPr>
-              <w:t xml:space="preserve">Руководитель производства и руководитель ПТО — это разные люди? Кому из них приходят уведомления о запуске заказа и о готовности?</w:t>
-            </w:r>
-          </w:p>
-        </w:tc>
-        <w:tc>
-          <w:tcPr>
-            <w:tcW w:type="dxa" w:w="3338"/>
-            <w:tcBorders>
-              <w:top w:val="single" w:color="999999" w:sz="4"/>
-              <w:left w:val="single" w:color="999999" w:sz="4"/>
-              <w:bottom w:val="single" w:color="999999" w:sz="4"/>
-              <w:right w:val="single" w:color="999999" w:sz="4"/>
-            </w:tcBorders>
-            <w:tcMar>
-              <w:top w:type="dxa" w:w="80"/>
-              <w:left w:type="dxa" w:w="100"/>
-              <w:bottom w:type="dxa" w:w="80"/>
-              <w:right w:type="dxa" w:w="100"/>
-            </w:tcMar>
-          </w:tcPr>
-          <w:p>
-            <w:r>
-              <w:rPr>
-                <w:rFonts w:ascii="Arial" w:cs="Arial" w:eastAsia="Arial" w:hAnsi="Arial"/>
-                <w:b w:val="false"/>
-                <w:bCs w:val="false"/>
-                <w:sz w:val="21"/>
-                <w:szCs w:val="21"/>
-              </w:rPr>
-              <w:t xml:space="preserve"/>
-            </w:r>
-          </w:p>
-        </w:tc>
-      </w:tr>
-      <w:tr>
-        <w:trPr>
-          <w:cantSplit/>
-        </w:trPr>
-        <w:tc>
-          <w:tcPr>
-            <w:tcW w:type="dxa" w:w="600"/>
-            <w:tcBorders>
-              <w:top w:val="single" w:color="999999" w:sz="4"/>
-              <w:left w:val="single" w:color="999999" w:sz="4"/>
-              <w:bottom w:val="single" w:color="999999" w:sz="4"/>
-              <w:right w:val="single" w:color="999999" w:sz="4"/>
-            </w:tcBorders>
-            <w:tcMar>
-              <w:top w:type="dxa" w:w="80"/>
-              <w:left w:type="dxa" w:w="100"/>
-              <w:bottom w:type="dxa" w:w="80"/>
-              <w:right w:type="dxa" w:w="100"/>
-            </w:tcMar>
-          </w:tcPr>
-          <w:p>
-            <w:r>
-              <w:rPr>
-                <w:rFonts w:ascii="Arial" w:cs="Arial" w:eastAsia="Arial" w:hAnsi="Arial"/>
-                <w:b w:val="false"/>
-                <w:bCs w:val="false"/>
-                <w:sz w:val="21"/>
-                <w:szCs w:val="21"/>
-              </w:rPr>
-              <w:t xml:space="preserve">8</w:t>
             </w:r>
           </w:p>
         </w:tc>

--- a/docs/meetings/2026-10-04-dialog/Евростекло-вопросы-клиенту.docx
+++ b/docs/meetings/2026-10-04-dialog/Евростекло-вопросы-клиенту.docx
@@ -208,7 +208,7 @@
                 <w:sz w:val="21"/>
                 <w:szCs w:val="21"/>
               </w:rPr>
-              <w:t xml:space="preserve">Оплата замера: входит ли стоимость замера в стоимость заказа? Кто решает сделать замер бесплатно?</w:t>
+              <w:t xml:space="preserve">Оплата замера: если после замера оформлен заказ, засчитывается ли оплата замера в стоимость заказа? Кто решает сделать замер бесплатно? Пришлите, пожалуйста, для примера счёт за замер и счёт на предоплату по одному заказу.</w:t>
             </w:r>
           </w:p>
         </w:tc>
@@ -392,7 +392,7 @@
                 <w:sz w:val="21"/>
                 <w:szCs w:val="21"/>
               </w:rPr>
-              <w:t xml:space="preserve">Понижающие коэффициенты: что это за коэффициенты, кто их применяет и согласует, есть ли порог? Что происходит, если согласующий не отвечает или отказал, — уходит ли КП клиенту? Кто добавляет позицию, которой нет в номенклатуре, и сколько это занимает?</w:t>
+              <w:t xml:space="preserve">Понижающие коэффициенты: что это за коэффициенты, откуда берётся их значение и почему их согласует служба сервиса? Кто их применяет и согласует, на каком этапе и где записаны коэффициент и согласование? Нужно ли согласование при любом коэффициенте или есть порог? Что происходит, если согласующий не отвечает или отказал, — уходит ли КП клиенту? Пришлите, пожалуйста, пример документа с понижающим коэффициентом и отметкой о согласовании. Если позиции нет в номенклатуре — что делает менеджер, кто её добавляет и сколько это занимает?</w:t>
             </w:r>
           </w:p>
         </w:tc>
@@ -576,7 +576,7 @@
                 <w:sz w:val="21"/>
                 <w:szCs w:val="21"/>
               </w:rPr>
-              <w:t xml:space="preserve">Оплата: как поступаете, если деньги пришли от другой организации клиента или пришло больше суммы заказа?</w:t>
+              <w:t xml:space="preserve">Оплата: если деньги пришли от другой организации клиента — как вы понимаете, к какому заказу относится платёж? Если пришло больше суммы заказа — как бухгалтер отмечает переплату и где её видно в сделке?</w:t>
             </w:r>
           </w:p>
         </w:tc>
@@ -668,7 +668,7 @@
                 <w:sz w:val="21"/>
                 <w:szCs w:val="21"/>
               </w:rPr>
-              <w:t xml:space="preserve">Руководитель производства и руководитель ПТО — это разные люди? Кому из них приходят уведомления о запуске заказа и о готовности?</w:t>
+              <w:t xml:space="preserve">Руководитель производства и руководитель ПТО — это разные люди и чем различаются их обязанности? Кому из них приходят уведомления о запуске заказа и о готовности и не дублируются ли они?</w:t>
             </w:r>
           </w:p>
         </w:tc>
@@ -760,7 +760,7 @@
                 <w:sz w:val="21"/>
                 <w:szCs w:val="21"/>
               </w:rPr>
-              <w:t xml:space="preserve">Монтаж (этот фрагмент записи получился неразборчивым): что делаете, если проёмы не готовы, клиент не принял работу или перенёс дату монтажа? Если доставили, а монтаж сорвался, — в какой стадии сделка и что с УПД?</w:t>
+              <w:t xml:space="preserve">Монтаж (этот фрагмент записи получился неразборчивым): что делаете и что происходит со сделкой, если на объекте не готовы проёмы или клиент не принял работу? Бывает ли перенос даты монтажа и как его фиксируете? Если доставили, а монтаж сорвался, — в какой стадии сделка и что с УПД?</w:t>
             </w:r>
           </w:p>
         </w:tc>
